--- a/ove/public/docs/specs/ove75-zakladki-vedomost.docx
+++ b/ove/public/docs/specs/ove75-zakladki-vedomost.docx
@@ -115,12 +115,32 @@
                 <w:color w:val="8A6200"/>
                 <w:sz w:val="16"/>
               </w:rPr>
-              <w:t xml:space="preserve">Не является выпущенной документацией. Ведомость собрана из единого реестра закладных решений (zakladki.json); формулировки требований подлежат переносу в пояснительные записки, опросные листы, перечни сигналов и задания смежникам дословно, с сохранением идентификаторов Z-NN.</w:t>
+              <w:t xml:space="preserve">Не является выпущенной документацией. Ведомость собрана из единого реестра закладных решений проекта; формулировки требований подлежат переносу в пояснительные записки, опросные листы, перечни сигналов и задания смежникам дословно, с сохранением идентификаторов Z-NN.</w:t>
             </w:r>
           </w:p>
         </w:tc>
       </w:tr>
     </w:tbl>
+    <w:p>
+      <w:pPr>
+        <w:pStyle w:val="Muted"/>
+      </w:pPr>
+      <w:r>
+        <w:rPr>
+          <w:color w:val="666666"/>
+          <w:sz w:val="16"/>
+        </w:rPr>
+        <w:t xml:space="preserve">Ведомость сформирована 02.09.2026.</w:t>
+      </w:r>
+    </w:p>
+    <w:p>
+      <w:pPr>
+        <w:pStyle w:val="Heading1"/>
+      </w:pPr>
+      <w:r>
+        <w:t xml:space="preserve">Общие сведения</w:t>
+      </w:r>
+    </w:p>
     <w:p>
       <w:r>
         <w:rPr>
@@ -141,7 +161,16 @@
         <w:rPr>
           <w:sz w:val="19"/>
         </w:rPr>
-        <w:t xml:space="preserve">закладок 46 (Лот №1 — 11, №2 — 6, №3 — 9, №4 — 4, общезаводских — 16). Реестр обновлён 2026-08-28; ведомость сформирована 01.09.2026.</w:t>
+        <w:t xml:space="preserve">закладок 46 (Лот №1 — 11, №2 — 6, №3 — 9, №4 — 4, общезаводских — 16). Реестр закладных решений обновлён 28.08.2026.</w:t>
+      </w:r>
+    </w:p>
+    <w:p>
+      <w:r>
+        <w:rPr>
+          <w:color w:val="666666"/>
+          <w:sz w:val="18"/>
+        </w:rPr>
+        <w:t xml:space="preserve">Колонка «Куда внесено» указывает документы Базового инжиниринга, в состав которых включается требование; колонка «Обоснование» — эффект, ради которого закладка вносится в базовый состав.</w:t>
       </w:r>
     </w:p>
     <w:p>
@@ -6290,6 +6319,46 @@
     </w:tbl>
     <w:p>
       <w:pPr>
+        <w:pStyle w:val="Heading1"/>
+      </w:pPr>
+      <w:r>
+        <w:t xml:space="preserve">Открытые позиции</w:t>
+      </w:r>
+    </w:p>
+    <w:p>
+      <w:r>
+        <w:rPr>
+          <w:sz w:val="19"/>
+        </w:rPr>
+        <w:t xml:space="preserve">— Точки установки, типоразмеры и количество закладных элементов (гильз, штуцеров, бобышек, площадок обслуживания) определяются на стадии БИ по компоновочным решениям и уточняются по техническим предложениям изготовителей.</w:t>
+      </w:r>
+    </w:p>
+    <w:p>
+      <w:r>
+        <w:rPr>
+          <w:sz w:val="19"/>
+        </w:rPr>
+        <w:t xml:space="preserve">— Объём закладок, попадающих в границы поставки комплектного оборудования, подтверждается изготовителем в составе технико-коммерческого предложения и фиксируется в опросных листах.</w:t>
+      </w:r>
+    </w:p>
+    <w:p>
+      <w:r>
+        <w:rPr>
+          <w:sz w:val="19"/>
+        </w:rPr>
+        <w:t xml:space="preserve">— Резервы по кабельным трассам, каналам и площадям под последующее дооснащение принимаются на стадии БИ и подлежат согласованию с Заказчиком.</w:t>
+      </w:r>
+    </w:p>
+    <w:p>
+      <w:r>
+        <w:rPr>
+          <w:sz w:val="19"/>
+        </w:rPr>
+        <w:t xml:space="preserve">— Перечень закладок, переносимых в задания смежным разделам (ЭОМ, АК, СС, ВК), формируется на стадии БИ после выпуска компоновочных решений.</w:t>
+      </w:r>
+    </w:p>
+    <w:p>
+      <w:pPr>
         <w:pStyle w:val="Muted"/>
       </w:pPr>
       <w:r>
@@ -6297,7 +6366,7 @@
           <w:color w:val="666666"/>
           <w:sz w:val="16"/>
         </w:rPr>
-        <w:t xml:space="preserve">Сформировано ove/tools/build_zakladki.py из ove/data/zakladki.json (реестр закладных решений); источник формулировок — «Реестр предложений по повышению эффективности, автоматизации и контролю», ред. 2.0 от 28.08.2026 (разд. 1 — базовый состав, разд. 2 — «Подготовка в базовом составе», разд. 3 — закладные части).</w:t>
+        <w:t xml:space="preserve">Источник формулировок — «Реестр предложений по повышению эффективности производства, автоматизации и контролю», редакция 2.0 от 28.08.2026 (раздел 1 — базовый состав, раздел 2 — подготовка в базовом составе, раздел 3 — закладные части).</w:t>
       </w:r>
     </w:p>
     <w:sectPr>
